--- a/Data Science Methodologies/Review what you learned.docx
+++ b/Data Science Methodologies/Review what you learned.docx
@@ -554,22 +554,31 @@
           <w:sz w:val="28"/>
           <w:szCs w:val="21"/>
         </w:rPr>
-        <w:t>During the Feedback stage, stakeholders and users evaluate the model and contribute feedback to assess the model’s performance. </w:t>
-      </w:r>
-    </w:p>
-    <w:p>
-      <w:pPr>
-        <w:shd w:val="clear" w:color="auto" w:fill="FFFFFF"/>
-        <w:spacing w:after="100" w:afterAutospacing="1" w:line="240" w:lineRule="auto"/>
-        <w:rPr>
-          <w:rFonts w:ascii="Arial" w:eastAsia="Times New Roman" w:hAnsi="Arial" w:cs="Arial"/>
-          <w:color w:val="1F1F1F"/>
-          <w:sz w:val="28"/>
-          <w:szCs w:val="21"/>
-        </w:rPr>
-      </w:pPr>
+        <w:t>During the Feedback stage, stakeholders and users</w:t>
+      </w:r>
       <w:bookmarkStart w:id="0" w:name="_GoBack"/>
       <w:bookmarkEnd w:id="0"/>
+      <w:r>
+        <w:rPr>
+          <w:rFonts w:ascii="Arial" w:eastAsia="Times New Roman" w:hAnsi="Arial" w:cs="Arial"/>
+          <w:color w:val="1F1F1F"/>
+          <w:sz w:val="28"/>
+          <w:szCs w:val="21"/>
+        </w:rPr>
+        <w:t xml:space="preserve"> evaluate the model and contribute feedback to assess the model’s performance. </w:t>
+      </w:r>
+    </w:p>
+    <w:p>
+      <w:pPr>
+        <w:shd w:val="clear" w:color="auto" w:fill="FFFFFF"/>
+        <w:spacing w:after="100" w:afterAutospacing="1" w:line="240" w:lineRule="auto"/>
+        <w:rPr>
+          <w:rFonts w:ascii="Arial" w:eastAsia="Times New Roman" w:hAnsi="Arial" w:cs="Arial"/>
+          <w:color w:val="1F1F1F"/>
+          <w:sz w:val="28"/>
+          <w:szCs w:val="21"/>
+        </w:rPr>
+      </w:pPr>
     </w:p>
     <w:p>
       <w:pPr>
@@ -585,14 +594,16 @@
           <w:color w:val="1F1F1F"/>
           <w:sz w:val="28"/>
           <w:szCs w:val="21"/>
-        </w:rPr>
-      </w:pPr>
-      <w:r>
-        <w:rPr>
-          <w:rFonts w:ascii="Arial" w:eastAsia="Times New Roman" w:hAnsi="Arial" w:cs="Arial"/>
-          <w:color w:val="1F1F1F"/>
-          <w:sz w:val="28"/>
-          <w:szCs w:val="21"/>
+          <w:highlight w:val="yellow"/>
+        </w:rPr>
+      </w:pPr>
+      <w:r>
+        <w:rPr>
+          <w:rFonts w:ascii="Arial" w:eastAsia="Times New Roman" w:hAnsi="Arial" w:cs="Arial"/>
+          <w:color w:val="1F1F1F"/>
+          <w:sz w:val="28"/>
+          <w:szCs w:val="21"/>
+          <w:highlight w:val="yellow"/>
         </w:rPr>
         <w:t>The data model’s value depends on its ability to iterate; that is, how successfully the data model incorporates user feedback.</w:t>
       </w:r>
